--- a/public/temas/ejercicio-1/ESQUEMA TEMA 36.docx
+++ b/public/temas/ejercicio-1/ESQUEMA TEMA 36.docx
@@ -194,7 +194,7 @@
           <w:b/>
           <w:sz w:val="22"/>
         </w:rPr>
-        <w:t>RD 1715/2010</w:t>
+        <w:t>Real Decreto 1715/2010</w:t>
       </w:r>
       <w:r>
         <w:rPr>
@@ -288,7 +288,7 @@
           <w:rFonts w:ascii="Cambria" w:hAnsi="Cambria" w:cs="Cambria" w:eastAsia="Cambria"/>
           <w:sz w:val="22"/>
         </w:rPr>
-        <w:t xml:space="preserve"> (desde 1-1-2026, fusión de ILAC e IAF)</w:t>
+        <w:t xml:space="preserve"> (desde 1 de enero de 2026, fusión de ILAC e IAF)</w:t>
       </w:r>
     </w:p>
     <w:p>
@@ -1708,7 +1708,7 @@
           <w:b/>
           <w:sz w:val="22"/>
         </w:rPr>
-        <w:t>3.2.1. Por el tipo de reacción química</w:t>
+        <w:t>Por el tipo de reacción química</w:t>
       </w:r>
     </w:p>
     <w:p>
@@ -1998,7 +1998,7 @@
           <w:b/>
           <w:sz w:val="22"/>
         </w:rPr>
-        <w:t>3.2.2. Por el modo de proceder</w:t>
+        <w:t>Por el modo de proceder</w:t>
       </w:r>
     </w:p>
     <w:p>
@@ -2079,7 +2079,7 @@
           <w:b/>
           <w:sz w:val="22"/>
         </w:rPr>
-        <w:t>3.2.3. Por la cantidad de problema o reactivo</w:t>
+        <w:t>Por la cantidad de problema o reactivo</w:t>
       </w:r>
     </w:p>
     <w:p>
@@ -2403,7 +2403,7 @@
           <w:rFonts w:ascii="Cambria" w:hAnsi="Cambria" w:cs="Cambria" w:eastAsia="Cambria"/>
           <w:sz w:val="22"/>
         </w:rPr>
-        <w:t>FEM: Epila = Ecátodo – Eánodo</w:t>
+        <w:t>FEM: Epila = Ecátodo - Eánodo</w:t>
       </w:r>
     </w:p>
     <w:p>
